--- a/deliverables/VIDEO_5_Why_Nobody_Can_Tell_What_Youre_Actually_Good_At_FINAL/Video_5_Six_Short_Form_Recording_Scripts.docx
+++ b/deliverables/VIDEO_5_Why_Nobody_Can_Tell_What_Youre_Actually_Good_At_FINAL/Video_5_Six_Short_Form_Recording_Scripts.docx
@@ -63,7 +63,21 @@
           <w:color w:val="5A6B82"/>
           <w:sz w:val="21"/>
         </w:rPr>
-        <w:t>Separate vertical takes, recorded intentionally rather than clipped from the horizontal master. Each stands alone for somebody who has never seen the long-form video. Every claim and story is already in the approved Recording Master.</w:t>
+        <w:t>Separate vertical takes, recorded intentionally rather than clipped from the horizontal master. Each stands alone for somebody who has never seen the long-form video, so each paraphrases where a standalone viewer needs it. Nothing here says something the September 9 locked script denies.</w:t>
+      </w:r>
+    </w:p>
+    <w:p>
+      <w:pPr>
+        <w:spacing w:before="0" w:after="160"/>
+      </w:pPr>
+      <w:r>
+        <w:rPr>
+          <w:b w:val="0"/>
+          <w:i w:val="0"/>
+          <w:color w:val="112345"/>
+          <w:sz w:val="21"/>
+        </w:rPr>
+        <w:t>In this synchronization: REUSE 6.  Only genuine contradictions and obsolete references were corrected.</w:t>
       </w:r>
     </w:p>
     <w:p>
@@ -82,7 +96,7 @@
           <w:color w:val="9B2C10"/>
           <w:sz w:val="21"/>
         </w:rPr>
-        <w:t>Record all six vertically, 9:16. Temidayo stays the primary visual. Where a framework or comparison becomes a substantive graphic, it fills the complete 9:16 screen and she is not visible behind it.</w:t>
+        <w:t>Record all six vertically, 9:16, as their own takes. These are additional to the long-form recording session and are not inside its estimate. Budget roughly 35 to 50 extra minutes per video for six short takes plus resets.</w:t>
       </w:r>
     </w:p>
     <w:p>
@@ -115,6 +129,25 @@
           <w:sz w:val="26"/>
         </w:rPr>
         <w:t>SHORT 1  ·  Respected But Hard To Place</w:t>
+      </w:r>
+    </w:p>
+    <w:p>
+      <w:pPr>
+        <w:spacing w:after="80"/>
+      </w:pPr>
+      <w:r>
+        <w:rPr>
+          <w:b/>
+          <w:color w:val="8A6D1E"/>
+          <w:sz w:val="20"/>
+        </w:rPr>
+        <w:t xml:space="preserve">Status in this synchronization  </w:t>
+      </w:r>
+      <w:r>
+        <w:rPr>
+          <w:sz w:val="21"/>
+        </w:rPr>
+        <w:t>REUSE</w:t>
       </w:r>
     </w:p>
     <w:p>
@@ -438,7 +471,7 @@
     </w:p>
     <w:p>
       <w:pPr>
-        <w:spacing w:before="0" w:after="160"/>
+        <w:spacing w:before="0" w:after="80"/>
       </w:pPr>
       <w:r>
         <w:rPr>
@@ -452,6 +485,20 @@
     </w:p>
     <w:p>
       <w:pPr>
+        <w:spacing w:before="0" w:after="160"/>
+      </w:pPr>
+      <w:r>
+        <w:rPr>
+          <w:b w:val="0"/>
+          <w:i w:val="0"/>
+          <w:color w:val="5A6B82"/>
+          <w:sz w:val="20"/>
+        </w:rPr>
+        <w:t>Why this status: Semantically aligned with the locked script. It paraphrases for a standalone vertical audience, which is intended, and asserts nothing the script denies.</w:t>
+      </w:r>
+    </w:p>
+    <w:p>
+      <w:pPr>
         <w:spacing w:before="280" w:after="100"/>
         <w:keepNext w:val="1"/>
         <w:keepLines w:val="1"/>
@@ -464,6 +511,25 @@
           <w:sz w:val="26"/>
         </w:rPr>
         <w:t>SHORT 2  ·  They Are Sorting, Not Reading</w:t>
+      </w:r>
+    </w:p>
+    <w:p>
+      <w:pPr>
+        <w:spacing w:after="80"/>
+      </w:pPr>
+      <w:r>
+        <w:rPr>
+          <w:b/>
+          <w:color w:val="8A6D1E"/>
+          <w:sz w:val="20"/>
+        </w:rPr>
+        <w:t xml:space="preserve">Status in this synchronization  </w:t>
+      </w:r>
+      <w:r>
+        <w:rPr>
+          <w:sz w:val="21"/>
+        </w:rPr>
+        <w:t>REUSE</w:t>
       </w:r>
     </w:p>
     <w:p>
@@ -787,7 +853,7 @@
     </w:p>
     <w:p>
       <w:pPr>
-        <w:spacing w:before="0" w:after="160"/>
+        <w:spacing w:before="0" w:after="80"/>
       </w:pPr>
       <w:r>
         <w:rPr>
@@ -801,6 +867,20 @@
     </w:p>
     <w:p>
       <w:pPr>
+        <w:spacing w:before="0" w:after="160"/>
+      </w:pPr>
+      <w:r>
+        <w:rPr>
+          <w:b w:val="0"/>
+          <w:i w:val="0"/>
+          <w:color w:val="5A6B82"/>
+          <w:sz w:val="20"/>
+        </w:rPr>
+        <w:t>Why this status: Semantically aligned with the locked script. It paraphrases for a standalone vertical audience, which is intended, and asserts nothing the script denies.</w:t>
+      </w:r>
+    </w:p>
+    <w:p>
+      <w:pPr>
         <w:spacing w:before="280" w:after="100"/>
         <w:keepNext w:val="1"/>
         <w:keepLines w:val="1"/>
@@ -813,6 +893,25 @@
           <w:sz w:val="26"/>
         </w:rPr>
         <w:t>SHORT 3  ·  The Resume Version and the Claim</w:t>
+      </w:r>
+    </w:p>
+    <w:p>
+      <w:pPr>
+        <w:spacing w:after="80"/>
+      </w:pPr>
+      <w:r>
+        <w:rPr>
+          <w:b/>
+          <w:color w:val="8A6D1E"/>
+          <w:sz w:val="20"/>
+        </w:rPr>
+        <w:t xml:space="preserve">Status in this synchronization  </w:t>
+      </w:r>
+      <w:r>
+        <w:rPr>
+          <w:sz w:val="21"/>
+        </w:rPr>
+        <w:t>REUSE</w:t>
       </w:r>
     </w:p>
     <w:p>
@@ -1136,7 +1235,7 @@
     </w:p>
     <w:p>
       <w:pPr>
-        <w:spacing w:before="0" w:after="160"/>
+        <w:spacing w:before="0" w:after="80"/>
       </w:pPr>
       <w:r>
         <w:rPr>
@@ -1150,6 +1249,20 @@
     </w:p>
     <w:p>
       <w:pPr>
+        <w:spacing w:before="0" w:after="160"/>
+      </w:pPr>
+      <w:r>
+        <w:rPr>
+          <w:b w:val="0"/>
+          <w:i w:val="0"/>
+          <w:color w:val="5A6B82"/>
+          <w:sz w:val="20"/>
+        </w:rPr>
+        <w:t>Why this status: Semantically aligned with the locked script. It paraphrases for a standalone vertical audience, which is intended, and asserts nothing the script denies.</w:t>
+      </w:r>
+    </w:p>
+    <w:p>
+      <w:pPr>
         <w:spacing w:before="360" w:after="80"/>
         <w:keepNext w:val="1"/>
         <w:keepLines w:val="1"/>
@@ -1178,6 +1291,25 @@
           <w:sz w:val="26"/>
         </w:rPr>
         <w:t>SHORT 4  ·  The Sharper Sentence I Did Not Use</w:t>
+      </w:r>
+    </w:p>
+    <w:p>
+      <w:pPr>
+        <w:spacing w:after="80"/>
+      </w:pPr>
+      <w:r>
+        <w:rPr>
+          <w:b/>
+          <w:color w:val="8A6D1E"/>
+          <w:sz w:val="20"/>
+        </w:rPr>
+        <w:t xml:space="preserve">Status in this synchronization  </w:t>
+      </w:r>
+      <w:r>
+        <w:rPr>
+          <w:sz w:val="21"/>
+        </w:rPr>
+        <w:t>REUSE</w:t>
       </w:r>
     </w:p>
     <w:p>
@@ -1514,7 +1646,7 @@
     </w:p>
     <w:p>
       <w:pPr>
-        <w:spacing w:before="0" w:after="160"/>
+        <w:spacing w:before="0" w:after="80"/>
       </w:pPr>
       <w:r>
         <w:rPr>
@@ -1528,6 +1660,20 @@
     </w:p>
     <w:p>
       <w:pPr>
+        <w:spacing w:before="0" w:after="160"/>
+      </w:pPr>
+      <w:r>
+        <w:rPr>
+          <w:b w:val="0"/>
+          <w:i w:val="0"/>
+          <w:color w:val="5A6B82"/>
+          <w:sz w:val="20"/>
+        </w:rPr>
+        <w:t>Why this status: Semantically aligned with the locked script. It paraphrases for a standalone vertical audience, which is intended, and asserts nothing the script denies.</w:t>
+      </w:r>
+    </w:p>
+    <w:p>
+      <w:pPr>
         <w:spacing w:before="280" w:after="100"/>
         <w:keepNext w:val="1"/>
         <w:keepLines w:val="1"/>
@@ -1540,6 +1686,25 @@
           <w:sz w:val="26"/>
         </w:rPr>
         <w:t>SHORT 5  ·  Remove the Nouns, Look at the Verbs</w:t>
+      </w:r>
+    </w:p>
+    <w:p>
+      <w:pPr>
+        <w:spacing w:after="80"/>
+      </w:pPr>
+      <w:r>
+        <w:rPr>
+          <w:b/>
+          <w:color w:val="8A6D1E"/>
+          <w:sz w:val="20"/>
+        </w:rPr>
+        <w:t xml:space="preserve">Status in this synchronization  </w:t>
+      </w:r>
+      <w:r>
+        <w:rPr>
+          <w:sz w:val="21"/>
+        </w:rPr>
+        <w:t>REUSE</w:t>
       </w:r>
     </w:p>
     <w:p>
@@ -1876,7 +2041,7 @@
     </w:p>
     <w:p>
       <w:pPr>
-        <w:spacing w:before="0" w:after="160"/>
+        <w:spacing w:before="0" w:after="80"/>
       </w:pPr>
       <w:r>
         <w:rPr>
@@ -1890,6 +2055,20 @@
     </w:p>
     <w:p>
       <w:pPr>
+        <w:spacing w:before="0" w:after="160"/>
+      </w:pPr>
+      <w:r>
+        <w:rPr>
+          <w:b w:val="0"/>
+          <w:i w:val="0"/>
+          <w:color w:val="5A6B82"/>
+          <w:sz w:val="20"/>
+        </w:rPr>
+        <w:t>Why this status: Semantically aligned with the locked script. It paraphrases for a standalone vertical audience, which is intended, and asserts nothing the script denies.</w:t>
+      </w:r>
+    </w:p>
+    <w:p>
+      <w:pPr>
         <w:spacing w:before="280" w:after="100"/>
         <w:keepNext w:val="1"/>
         <w:keepLines w:val="1"/>
@@ -1902,6 +2081,25 @@
           <w:sz w:val="26"/>
         </w:rPr>
         <w:t>SHORT 6  ·  What a Better Sentence Cannot Do</w:t>
+      </w:r>
+    </w:p>
+    <w:p>
+      <w:pPr>
+        <w:spacing w:after="80"/>
+      </w:pPr>
+      <w:r>
+        <w:rPr>
+          <w:b/>
+          <w:color w:val="8A6D1E"/>
+          <w:sz w:val="20"/>
+        </w:rPr>
+        <w:t xml:space="preserve">Status in this synchronization  </w:t>
+      </w:r>
+      <w:r>
+        <w:rPr>
+          <w:sz w:val="21"/>
+        </w:rPr>
+        <w:t>REUSE</w:t>
       </w:r>
     </w:p>
     <w:p>
@@ -2212,7 +2410,7 @@
     </w:p>
     <w:p>
       <w:pPr>
-        <w:spacing w:before="0" w:after="160"/>
+        <w:spacing w:before="0" w:after="80"/>
       </w:pPr>
       <w:r>
         <w:rPr>
@@ -2222,6 +2420,20 @@
           <w:sz w:val="20"/>
         </w:rPr>
         <w:t>New. Credibility material that differentiates the channel and gives the set a Short that is not a technique.</w:t>
+      </w:r>
+    </w:p>
+    <w:p>
+      <w:pPr>
+        <w:spacing w:before="0" w:after="160"/>
+      </w:pPr>
+      <w:r>
+        <w:rPr>
+          <w:b w:val="0"/>
+          <w:i w:val="0"/>
+          <w:color w:val="5A6B82"/>
+          <w:sz w:val="20"/>
+        </w:rPr>
+        <w:t>Why this status: Semantically aligned with the locked script. It paraphrases for a standalone vertical audience, which is intended, and asserts nothing the script denies.</w:t>
       </w:r>
     </w:p>
     <w:sectPr>
